--- a/docs/paper_2/PAPER2_DRAFT_v1_1.docx
+++ b/docs/paper_2/PAPER2_DRAFT_v1_1.docx
@@ -2175,7 +2175,7 @@
         <w:rPr>
           <w:sz w:val="20"/>
         </w:rPr>
-        <w:t>Berdoz, Frederic, Rugli, Marco, and Wattenhofer, Roger. 2026. Can AI Agents Agree?. arXiv preprint. arXiv:2603.01213. ETH Zurich. arXiv ID 2603.01213 sourced from third-party citation; verify before publication. Author given names PLACEHOLDER until confirmed against arXiv listing.</w:t>
+        <w:t>Berdoz, Frederic, Rugli, Leonardo, and Wattenhofer, Roger. 2026. Can AI Agents Agree?. arXiv preprint. arXiv:2603.01213. DOI:10.48550/arXiv.2603.01213. ETH Zurich. Verified Session 053 against https://arxiv.org/abs/2603.01213. Note middle author given name corrected from Marco to Leonardo per arXiv listing.</w:t>
       </w:r>
       <w:r>
         <w:rPr>
@@ -2190,7 +2190,7 @@
         <w:rPr>
           <w:sz w:val="20"/>
         </w:rPr>
-        <w:t>Gmys-Casiano, Daniel. 2026. Structured Dialectical Debate Degrades LLM Accuracy in Cybersecurity Threat Analysis. Preprint. ARES Paper 1. Preprint distributed as ARES_Preprint_Asymmetric_Calibration_Failure.pdf. Venue and DOI PLACEHOLDER pending finalization.</w:t>
+        <w:t>Gmys-Casiano, Daniel. 2026. The Problem Is Inside the Black Box: Asymmetric Calibration Failure in Multi-Agent LLM Debate. Preprint, Skyframe Innovations. ARES Paper 1, canonical artifact at docs/paper_1/ARES_Preprint_Asymmetric_Calibration_Failure.pdf (11 pages, 2026-03-29). Update protocol documented in docs/paper_1/CANONICAL.md. Stable identifier (DOI / arXiv ID / venue) pending.</w:t>
       </w:r>
       <w:r>
         <w:rPr>
@@ -2205,7 +2205,7 @@
         <w:rPr>
           <w:sz w:val="20"/>
         </w:rPr>
-        <w:t>Hossain, F. and others. 2025. Chain-of-Agents Defense Pipeline for Prompt Injection Mitigation. PLACEHOLDER. Title PLACEHOLDER. Co-author list, venue, pages, DOI PLACEHOLDER. Cited for the 100\% mitigation result on a 55-attack corpus across 8 categories.</w:t>
+        <w:t>Hossain, S M Asif, Shayoni, Ruksat Khan, Ameen, Mohd Ruhul, Islam, Akif, Mridha, M. F., and Shin, Jungpil. 2025. A Multi-Agent LLM Defense Pipeline Against Prompt Injection Attacks. 11th IEEE WIECON-ECE 2025. arXiv:2509.14285. DOI:10.48550/arXiv.2509.14285. Verified Session 053 against https://arxiv.org/abs/2509.14285. The v1.1 prose refers to this as the "Chain-of-Agents defense pipeline" (paraphrase); the canonical paper title is the longer form recorded here.</w:t>
       </w:r>
       <w:r>
         <w:rPr>
@@ -2220,7 +2220,7 @@
         <w:rPr>
           <w:sz w:val="20"/>
         </w:rPr>
-        <w:t>Lee, D. and others. 2024. Prompt Infection. PLACEHOLDER. Co-author list, venue, pages, DOI PLACEHOLDER. Cited for self-replicating prompt-injection across multi-agent LLM systems.</w:t>
+        <w:t>Lee, Donghyun and Tiwari, Mo. 2024. Prompt Infection: LLM-to-LLM Prompt Injection within Multi-Agent Systems. arXiv preprint. arXiv:2410.07283. DOI:10.48550/arXiv.2410.07283. Published 2024-10-09. Verified Session 053 against https://arxiv.org/abs/2410.07283.</w:t>
       </w:r>
       <w:r>
         <w:rPr>
@@ -2235,7 +2235,7 @@
         <w:rPr>
           <w:sz w:val="20"/>
         </w:rPr>
-        <w:t>OWASP Foundation. 2025. OWASP Top 10 for LLM Applications and OWASP Top 10 for Agentic AI Applications. OWASP Foundation. 2025 edition. Cited for the prompt-injection top-rank designation and the new Agentic AI Top 10 companion list. URL and exact edition identifier PLACEHOLDER.</w:t>
+        <w:t>OWASP Foundation. 2025. OWASP Top 10 for LLM Applications 2025. OWASP GenAI Security Project. Edition v2025 (PDF v4.2.0a, 2024-11-14). Companion 2025 OWASP Top 10 for Agentic AI Applications hosted at the same project. Verified Session 053.</w:t>
       </w:r>
       <w:r>
         <w:rPr>
@@ -2250,7 +2250,7 @@
         <w:rPr>
           <w:sz w:val="20"/>
         </w:rPr>
-        <w:t>Sabet, M. and others. 2025. Empirical Comparison of Production Prompt-Injection Defenses: Lakera Guard, Rebuff, and Vigil. PLACEHOLDER. Title PLACEHOLDER. Co-author list, venue, volume, DOI PLACEHOLDER. Cited for the 70--90\% detection-rate range under distribution shift.</w:t>
+        <w:t>Sabet, M. and others. 2025. Empirical Comparison of Production Prompt-Injection Defenses: Lakera Guard, Rebuff, and Vigil. PLACEHOLDER. Title and author attribution PLACEHOLDER. Session 053 web search did not surface a 2025 paper by an author named Sabet matching the cited 70--90\% detection-rate range; two candidate papers do empirical comparisons of these tools (arXiv 2506.19109 "Enhancing Security in LLM Applications", arXiv 2505.13028 "Evaluating the Efficacy of LLM Safety Solutions: The Palit Benchmark Dataset") but neither is authored by Sabet. Resolution requires the v1.1 prose author to confirm the intended citation.</w:t>
       </w:r>
       <w:r>
         <w:rPr>

--- a/docs/paper_2/PAPER2_DRAFT_v1_1.docx
+++ b/docs/paper_2/PAPER2_DRAFT_v1_1.docx
@@ -170,7 +170,7 @@
         <w:t>Prompt-injection defenses.</w:t>
       </w:r>
       <w:r>
-        <w:t xml:space="preserve"> Production defenses against prompt injection have converged on a small number of architectures. Rebuff combines heuristic pattern matching, an LLM-based detection layer, a vector database of prior attacks, and canary tokens designed to detect prompt leakage. Vigil implements transformer-based classification and YARA-style signature rules over input and output text. Lakera Guard deploys purpose-built classifiers trained on a continuously updated adversarial corpus. Empirical evaluations of these tools on prompt-injection benchmarks report detection rates that degrade substantially under distribution shift, with leading tools achieving accuracy in the 70–90% range depending on corpus and context (Sabet et al., 2025). The common architecture is a defensive layer that processes attacker-influenced text, whether through classifiers, pattern matchers, or LLM graders. ARES's syntactic firewall is structurally within this class and inherits the same detection ceiling against semantic attacks documented in Finding 7. We do not claim our firewall outperforms these tools; we claim that the class as a whole is architecturally bounded against the framing-attack subspace we characterize in Section 4.</w:t>
+        <w:t xml:space="preserve"> Production defenses against prompt injection have converged on a small number of architectures. Rebuff combines heuristic pattern matching, an LLM-based detection layer, a vector database of prior attacks, and canary tokens designed to detect prompt leakage. Vigil implements transformer-based classification and YARA-style signature rules over input and output text. Lakera Guard deploys purpose-built classifiers trained on a continuously updated adversarial corpus. Empirical evaluations of these tools on adversarial corpora consistently report performance degradation under distribution shift, particularly against attacks that depart from the patterns present in the training or signature corpus. We omit specific per-tool numbers here because reported figures vary substantially by benchmark choice; the architectural point we make does not depend on a particular ranking among tools. The common architecture is a defensive layer that processes attacker-influenced text, whether through classifiers, pattern matchers, or LLM graders. ARES's syntactic firewall is structurally within this class and inherits the same detection ceiling against semantic attacks documented in Finding 7. We do not claim our firewall outperforms these tools; we claim that the class as a whole is architecturally bounded against the framing-attack subspace we characterize in Section 4.</w:t>
       </w:r>
     </w:p>
     <w:p>
@@ -2243,21 +2243,6 @@
           <w:sz w:val="16"/>
         </w:rPr>
         <w:t xml:space="preserve"> [owasp-2025]</w:t>
-      </w:r>
-    </w:p>
-    <w:p>
-      <w:r>
-        <w:rPr>
-          <w:sz w:val="20"/>
-        </w:rPr>
-        <w:t>Sabet, M. and others. 2025. Empirical Comparison of Production Prompt-Injection Defenses: Lakera Guard, Rebuff, and Vigil. PLACEHOLDER. Title and author attribution PLACEHOLDER. Session 053 web search did not surface a 2025 paper by an author named Sabet matching the cited 70--90\% detection-rate range; two candidate papers do empirical comparisons of these tools (arXiv 2506.19109 "Enhancing Security in LLM Applications", arXiv 2505.13028 "Evaluating the Efficacy of LLM Safety Solutions: The Palit Benchmark Dataset") but neither is authored by Sabet. Resolution requires the v1.1 prose author to confirm the intended citation.</w:t>
-      </w:r>
-      <w:r>
-        <w:rPr>
-          <w:i/>
-          <w:sz w:val="16"/>
-        </w:rPr>
-        <w:t xml:space="preserve"> [sabet-2025]</w:t>
       </w:r>
     </w:p>
     <w:sectPr>
